--- a/SPEC.docx
+++ b/SPEC.docx
@@ -1319,10 +1319,7 @@
         <w:spacing w:before="40" w:after="80"/>
       </w:pPr>
       <w:r>
-        <w:rPr>
-          <w:sz w:val="22"/>
-        </w:rPr>
-        <w:t>The v1 MVP focuses on the foundational layer of the platform: enabling DJs and venues to create rich, structured profiles that power the matching engine. All AI generation features are scoped to v2 and later.</w:t>
+        <w:t>The v1 MVP focuses on the foundational layer of the platform: enabling DJs and venues to create rich, structured profiles that power the matching engine. OpenRouter-routed AI features (vibe matching, bio generation, promo prompts, party simulation text) are live in v1. The class demo adds a personalized OpenRouter Video preview flow plus a Lyria 3 music clip generated for the matched venue; full ElevenLabs voice features remain scoped to v2.</w:t>
       </w:r>
     </w:p>
     <w:tbl>
@@ -1347,33 +1344,11 @@
             </w:tcBorders>
           </w:tcPr>
           <w:p>
-            <w:pPr>
-              <w:spacing w:before="80" w:after="40"/>
-            </w:pPr>
             <w:r>
-              <w:rPr>
-                <w:b/>
-                <w:color w:val="22C55E"/>
-                <w:sz w:val="22"/>
-              </w:rPr>
               <w:t>MVP definition</w:t>
+              <w:br/>
+              <w:t>v1 = DJ profiles + Venue profiles + OpenRouter-routed AI vibe matching + AI content generation + Lyria 3 music previews. The class demo also includes a personalized OpenRouter Video preview flow alongside the Lyria 3 music clip; full ElevenLabs voice integration remains v2 roadmap work.</w:t>
             </w:r>
-          </w:p>
-          <w:p>
-            <w:pPr>
-              <w:spacing w:before="20" w:after="20"/>
-            </w:pPr>
-            <w:r>
-              <w:rPr>
-                <w:sz w:val="21"/>
-              </w:rPr>
-              <w:t>v1 = DJ profiles + Venue profiles + Basic matching display. Everything else is post-MVP.</w:t>
-            </w:r>
-          </w:p>
-          <w:p>
-            <w:pPr>
-              <w:spacing w:before="40" w:after="0"/>
-            </w:pPr>
           </w:p>
         </w:tc>
       </w:tr>
@@ -3099,7 +3074,12 @@
         <w:rPr>
           <w:color w:val="1F2937"/>
         </w:rPr>
-        <w:t>8. AI Integrations (Post-MVP Roadmap)</w:t>
+        <w:t>8. AI Integrations</w:t>
+      </w:r>
+    </w:p>
+    <w:p>
+      <w:r>
+        <w:t>For the class demo, NOCTURNE includes a personalized end-to-end AI flow on /personal-demo.html. The presenter uploads performer photos, describes his DJ style, and optionally uploads a short audio clip of one of his tracks. The frontend trims the clip to 30 seconds of mono 16 kHz WAV; an audio-input LLM (default google/gemini-2.5-flash via OpenRouter) listens to it and returns a structured style read (genre, BPM, energy, mood, venue signals). That read is concatenated with the typed style and fed to the LLM venue matcher, which returns ranked venues with reasoning. The presenter then triggers a Lyria 3 music clip and a Seedance 2.0 reference video for the chosen venue. ElevenLabs voice remains a roadmap integration unless explicitly wired later.</w:t>
       </w:r>
     </w:p>
     <w:p>
@@ -3107,10 +3087,7 @@
         <w:spacing w:before="40" w:after="80"/>
       </w:pPr>
       <w:r>
-        <w:rPr>
-          <w:sz w:val="22"/>
-        </w:rPr>
-        <w:t>The following AI-powered features are scoped for v2 and v3. They represent the platform's core differentiation and long-term value proposition.</w:t>
+        <w:t>OpenRouter is live in v1, powering vibe matching, content generation, and Lyria 3 music previews (—30-second instrumental clips tailored to the matched venue). The personalized video preview for the class demo also uses OpenRouter through an async video job. ElevenLabs voice remains scoped for v2/v3 roadmap work and is not presented as a production-live integration.</w:t>
       </w:r>
     </w:p>
     <w:tbl>
@@ -3167,6 +3144,61 @@
         <w:tc>
           <w:tcPr>
             <w:tcW w:type="dxa" w:w="3168"/>
+            <w:shd w:val="clear" w:color="auto" w:fill="D1FAE5"/>
+            <w:tcBorders>
+              <w:top w:val="single" w:sz="4" w:space="0" w:color="22C55E"/>
+              <w:left w:val="single" w:sz="4" w:space="0" w:color="22C55E"/>
+              <w:bottom w:val="single" w:sz="4" w:space="0" w:color="22C55E"/>
+              <w:right w:val="single" w:sz="4" w:space="0" w:color="22C55E"/>
+            </w:tcBorders>
+          </w:tcPr>
+          <w:p>
+            <w:pPr>
+              <w:spacing w:before="60" w:after="60"/>
+            </w:pPr>
+            <w:r>
+              <w:rPr>
+                <w:b/>
+                <w:sz w:val="21"/>
+              </w:rPr>
+              <w:t xml:space="preserve">OpenRouter </w:t>
+            </w:r>
+            <w:r>
+              <w:rPr>
+                <w:sz w:val="18" w:color="16A34A"/>
+              </w:rPr>
+              <w:t>[v1 — LIVE]</w:t>
+            </w:r>
+          </w:p>
+        </w:tc>
+        <w:tc>
+          <w:tcPr>
+            <w:tcW w:type="dxa" w:w="6192"/>
+            <w:shd w:val="clear" w:color="auto" w:fill="F0FDF4"/>
+            <w:tcBorders>
+              <w:top w:val="single" w:sz="4" w:space="0" w:color="22C55E"/>
+              <w:left w:val="single" w:sz="4" w:space="0" w:color="22C55E"/>
+              <w:bottom w:val="single" w:sz="4" w:space="0" w:color="22C55E"/>
+              <w:right w:val="single" w:sz="4" w:space="0" w:color="22C55E"/>
+            </w:tcBorders>
+          </w:tcPr>
+          <w:p>
+            <w:pPr>
+              <w:spacing w:before="60" w:after="60"/>
+            </w:pPr>
+            <w:r>
+              <w:rPr>
+                <w:sz w:val="21"/>
+              </w:rPr>
+              <w:t>Single-key router for the LLM behind vibe matching, DJ bio generation, promo prompt creation, and party simulation text. Calls go through OpenRouter using the OpenAI-compatible API; the active model is set by OPENROUTER_MODEL in .env (default: openai/gpt-oss-120b:free). Switchable to Claude, Gemini, DeepSeek, GPT-OSS, etc. without code changes.</w:t>
+            </w:r>
+          </w:p>
+        </w:tc>
+      </w:tr>
+      <w:tr>
+        <w:tc>
+          <w:tcPr>
+            <w:tcW w:type="dxa" w:w="3168"/>
             <w:shd w:val="clear" w:color="auto" w:fill="F8FAFC"/>
             <w:tcBorders>
               <w:top w:val="single" w:sz="4" w:space="0" w:color="CCCCCC"/>
@@ -3184,7 +3216,14 @@
                 <w:b/>
                 <w:sz w:val="21"/>
               </w:rPr>
-              <w:t>Suno</w:t>
+              <w:t>Google Lyria 3</w:t>
+            </w:r>
+            <w:r>
+              <w:rPr>
+                <w:sz w:val="18"/>
+                <w:color w:val="16A34A"/>
+              </w:rPr>
+              <w:t xml:space="preserve"> [v1 — LIVE]</w:t>
             </w:r>
           </w:p>
         </w:tc>
@@ -3207,7 +3246,7 @@
               <w:rPr>
                 <w:sz w:val="21"/>
               </w:rPr>
-              <w:t>Generate short AI music previews tailored to the DJ's genre and the venue's vibe. Lets venues hear what a collaboration might sound like before booking.</w:t>
+              <w:t>30-second instrumental music clip tailored to the matched venue + performer style. Routed through OpenRouter using the same single key as the LLM and video calls. Active model is google/lyria-3-clip-preview at $0.04 per clip.</w:t>
             </w:r>
           </w:p>
         </w:tc>
@@ -3225,19 +3264,8 @@
             </w:tcBorders>
           </w:tcPr>
           <w:p>
-            <w:pPr>
-              <w:spacing w:before="60" w:after="60"/>
-            </w:pPr>
             <w:r>
-              <w:rPr>
-                <w:b/>
-                <w:sz w:val="21"/>
-              </w:rPr>
-              <w:t>Video Generation AI</w:t>
-              <w:br/>
-              <w:t>(TBD — e.g. Higgsfield,</w:t>
-              <w:br/>
-              <w:t>Runway, Kling)</w:t>
+              <w:t>OpenRouter Video [v2 demo]</w:t>
             </w:r>
           </w:p>
         </w:tc>
@@ -3253,14 +3281,8 @@
             </w:tcBorders>
           </w:tcPr>
           <w:p>
-            <w:pPr>
-              <w:spacing w:before="60" w:after="60"/>
-            </w:pPr>
             <w:r>
-              <w:rPr>
-                <w:sz w:val="21"/>
-              </w:rPr>
-              <w:t>Produce short AI-generated video simulations of what an event at the venue with a given DJ might look like. Used for match previews and promotional content.</w:t>
+              <w:t>Personalized async video generation for the class demo. The user uploads performer photos, NOCTURNE matches the performer to a venue, and the backend submits/polls an OpenRouter video job to preview the performer playing at that venue. This is demo scaffolding, not a full production media pipeline.</w:t>
             </w:r>
           </w:p>
         </w:tc>
@@ -3288,6 +3310,13 @@
               </w:rPr>
               <w:t>ElevenLabs</w:t>
             </w:r>
+            <w:r>
+              <w:rPr>
+                <w:sz w:val="18"/>
+                <w:color w:val="92400E"/>
+              </w:rPr>
+              <w:t xml:space="preserve"> [v2]</w:t>
+            </w:r>
           </w:p>
         </w:tc>
         <w:tc>
@@ -3310,6 +3339,116 @@
                 <w:sz w:val="21"/>
               </w:rPr>
               <w:t>Voice synthesis for DJ intro recordings, venue announcement narration, and AI-generated promo reels. Enables voice-matching features — matching a DJ's vocal style to the venue's brand tone.</w:t>
+            </w:r>
+          </w:p>
+        </w:tc>
+      </w:tr>
+      <w:tr>
+        <w:tc>
+          <w:tcPr>
+            <w:tcW w:type="dxa" w:w="3168"/>
+            <w:shd w:val="clear" w:color="auto" w:fill="D1FAE5"/>
+            <w:tcBorders>
+              <w:top w:val="single" w:sz="4" w:space="0" w:color="22C55E"/>
+              <w:left w:val="single" w:sz="4" w:space="0" w:color="22C55E"/>
+              <w:bottom w:val="single" w:sz="4" w:space="0" w:color="22C55E"/>
+              <w:right w:val="single" w:sz="4" w:space="0" w:color="22C55E"/>
+            </w:tcBorders>
+          </w:tcPr>
+          <w:p>
+            <w:pPr>
+              <w:spacing w:before="60" w:after="60"/>
+            </w:pPr>
+            <w:r>
+              <w:rPr>
+                <w:b/>
+                <w:sz w:val="21"/>
+              </w:rPr>
+              <w:t xml:space="preserve">n8n </w:t>
+            </w:r>
+            <w:r>
+              <w:rPr>
+                <w:sz w:val="18" w:color="16A34A"/>
+              </w:rPr>
+              <w:t>[v1 — LIVE]</w:t>
+            </w:r>
+          </w:p>
+        </w:tc>
+        <w:tc>
+          <w:tcPr>
+            <w:tcW w:type="dxa" w:w="6192"/>
+            <w:shd w:val="clear" w:color="auto" w:fill="F0FDF4"/>
+            <w:tcBorders>
+              <w:top w:val="single" w:sz="4" w:space="0" w:color="22C55E"/>
+              <w:left w:val="single" w:sz="4" w:space="0" w:color="22C55E"/>
+              <w:bottom w:val="single" w:sz="4" w:space="0" w:color="22C55E"/>
+              <w:right w:val="single" w:sz="4" w:space="0" w:color="22C55E"/>
+            </w:tcBorders>
+          </w:tcPr>
+          <w:p>
+            <w:pPr>
+              <w:spacing w:before="60" w:after="60"/>
+            </w:pPr>
+            <w:r>
+              <w:rPr>
+                <w:sz w:val="21"/>
+              </w:rPr>
+              <w:t>Workflow automation layer for booking pipelines, DJ/venue notifications, and webhook orchestration between the FastAPI backend and external AI services.</w:t>
+            </w:r>
+          </w:p>
+        </w:tc>
+      </w:tr>
+      <w:tr>
+        <w:tc>
+          <w:tcPr>
+            <w:tcW w:type="dxa" w:w="3168"/>
+            <w:shd w:val="clear" w:color="auto" w:fill="D1FAE5"/>
+            <w:tcBorders>
+              <w:top w:val="single" w:sz="4" w:space="0" w:color="22C55E"/>
+              <w:left w:val="single" w:sz="4" w:space="0" w:color="22C55E"/>
+              <w:bottom w:val="single" w:sz="4" w:space="0" w:color="22C55E"/>
+              <w:right w:val="single" w:sz="4" w:space="0" w:color="22C55E"/>
+            </w:tcBorders>
+          </w:tcPr>
+          <w:p>
+            <w:pPr>
+              <w:spacing w:before="60" w:after="60"/>
+            </w:pPr>
+            <w:r>
+              <w:rPr>
+                <w:b/>
+                <w:sz w:val="21"/>
+              </w:rPr>
+              <w:t xml:space="preserve">OpenAI Codex </w:t>
+            </w:r>
+            <w:r>
+              <w:rPr>
+                <w:sz w:val="18" w:color="6B7280"/>
+              </w:rPr>
+              <w:t>[dev tool]</w:t>
+            </w:r>
+          </w:p>
+        </w:tc>
+        <w:tc>
+          <w:tcPr>
+            <w:tcW w:type="dxa" w:w="6192"/>
+            <w:shd w:val="clear" w:color="auto" w:fill="F0FDF4"/>
+            <w:tcBorders>
+              <w:top w:val="single" w:sz="4" w:space="0" w:color="22C55E"/>
+              <w:left w:val="single" w:sz="4" w:space="0" w:color="22C55E"/>
+              <w:bottom w:val="single" w:sz="4" w:space="0" w:color="22C55E"/>
+              <w:right w:val="single" w:sz="4" w:space="0" w:color="22C55E"/>
+            </w:tcBorders>
+          </w:tcPr>
+          <w:p>
+            <w:pPr>
+              <w:spacing w:before="60" w:after="60"/>
+            </w:pPr>
+            <w:r>
+              <w:rPr>
+                <w:sz w:val="21"/>
+              </w:rPr>
+              <w:t>AI-assisted code generation used during development of the marketplace and its integrations. Treated as a development tool rather than a runtime feature.</w:t>
             </w:r>
           </w:p>
         </w:tc>
@@ -3391,59 +3530,24 @@
             </w:tcBorders>
           </w:tcPr>
           <w:p>
-            <w:pPr>
-              <w:spacing w:before="80" w:after="40"/>
-            </w:pPr>
             <w:r>
-              <w:rPr>
-                <w:b/>
-                <w:color w:val="F97316"/>
-                <w:sz w:val="22"/>
-              </w:rPr>
               <w:t>AI Feature Priority Order</w:t>
+              <w:br/>
+              <w:t>1. Personalized OpenRouter video demo - highest-impact class demo: upload performer photos, match to venue, generate performance preview</w:t>
+              <w:br/>
+              <w:t>2. Lyria 3 music previews - live in v1, generated per matched venue</w:t>
+              <w:br/>
+              <w:t>3. ElevenLabs voice features - differentiator for DJ branding and promo reels</w:t>
             </w:r>
-          </w:p>
-          <w:p>
-            <w:pPr>
-              <w:spacing w:before="20" w:after="20"/>
-            </w:pPr>
-            <w:r>
-              <w:rPr>
-                <w:sz w:val="21"/>
-              </w:rPr>
-              <w:t>1. Suno music previews — highest impact for match quality signaling</w:t>
-            </w:r>
-          </w:p>
-          <w:p>
-            <w:pPr>
-              <w:spacing w:before="20" w:after="20"/>
-            </w:pPr>
-            <w:r>
-              <w:rPr>
-                <w:sz w:val="21"/>
-              </w:rPr>
-              <w:t>2. AI promo video generation — strong value for DJ and venue marketing</w:t>
-            </w:r>
-          </w:p>
-          <w:p>
-            <w:pPr>
-              <w:spacing w:before="20" w:after="20"/>
-            </w:pPr>
-            <w:r>
-              <w:rPr>
-                <w:sz w:val="21"/>
-              </w:rPr>
-              <w:t>3. ElevenLabs voice features — differentiator for DJ branding and promo reels</w:t>
-            </w:r>
-          </w:p>
-          <w:p>
-            <w:pPr>
-              <w:spacing w:before="40" w:after="0"/>
-            </w:pPr>
           </w:p>
         </w:tc>
       </w:tr>
     </w:tbl>
+    <w:p>
+      <w:pPr>
+        <w:spacing w:after="120"/>
+      </w:pPr>
+    </w:p>
     <w:p>
       <w:pPr>
         <w:spacing w:after="120"/>
@@ -3458,7 +3562,542 @@
         <w:rPr>
           <w:color w:val="1F2937"/>
         </w:rPr>
-        <w:t>9. Monetization</w:t>
+        <w:t>9. Evaluation Plan</w:t>
+      </w:r>
+    </w:p>
+    <w:p>
+      <w:pPr>
+        <w:spacing w:before="40" w:after="80"/>
+      </w:pPr>
+      <w:r>
+        <w:t>The platform’s core AI feature is the OpenRouter-routed vibe matching engine. The evaluation plan below defines how match quality is measured before deployment to real users, in line with pre-deployment best practices.</w:t>
+      </w:r>
+    </w:p>
+    <w:p>
+      <w:pPr>
+        <w:pStyle w:val="Heading2"/>
+        <w:spacing w:before="200" w:after="80"/>
+      </w:pPr>
+      <w:r>
+        <w:rPr>
+          <w:color w:val="1F2937"/>
+        </w:rPr>
+        <w:t>9.1 Evaluation Metrics</w:t>
+      </w:r>
+    </w:p>
+    <w:tbl>
+      <w:tblPr>
+        <w:tblStyle w:val="TableGrid"/>
+        <w:tblW w:type="dxa" w:w="9360"/>
+        <w:tblLook w:firstColumn="1" w:firstRow="1" w:lastColumn="0" w:lastRow="0" w:noHBand="0" w:noVBand="1" w:val="04A0"/>
+      </w:tblPr>
+      <w:tblGrid>
+        <w:gridCol w:w="2340"/>
+        <w:gridCol w:w="3510"/>
+        <w:gridCol w:w="3510"/>
+      </w:tblGrid>
+      <w:tr>
+        <w:tc>
+          <w:tcPr>
+            <w:tcW w:type="dxa" w:w="2340"/>
+            <w:shd w:val="clear" w:color="auto" w:fill="1E3A5F"/>
+            <w:tcBorders>
+              <w:top w:val="single" w:sz="4" w:space="0" w:color="1E3A5F"/>
+              <w:left w:val="single" w:sz="4" w:space="0" w:color="1E3A5F"/>
+              <w:bottom w:val="single" w:sz="4" w:space="0" w:color="1E3A5F"/>
+              <w:right w:val="single" w:sz="4" w:space="0" w:color="1E3A5F"/>
+            </w:tcBorders>
+          </w:tcPr>
+          <w:p>
+            <w:pPr>
+              <w:spacing w:before="60" w:after="60"/>
+            </w:pPr>
+            <w:r>
+              <w:rPr>
+                <w:b/>
+                <w:color w:val="FFFFFF"/>
+                <w:sz w:val="21"/>
+              </w:rPr>
+              <w:t>Metric</w:t>
+            </w:r>
+          </w:p>
+        </w:tc>
+        <w:tc>
+          <w:tcPr>
+            <w:tcW w:type="dxa" w:w="3510"/>
+            <w:shd w:val="clear" w:color="auto" w:fill="1E3A5F"/>
+            <w:tcBorders>
+              <w:top w:val="single" w:sz="4" w:space="0" w:color="1E3A5F"/>
+              <w:left w:val="single" w:sz="4" w:space="0" w:color="1E3A5F"/>
+              <w:bottom w:val="single" w:sz="4" w:space="0" w:color="1E3A5F"/>
+              <w:right w:val="single" w:sz="4" w:space="0" w:color="1E3A5F"/>
+            </w:tcBorders>
+          </w:tcPr>
+          <w:p>
+            <w:pPr>
+              <w:spacing w:before="60" w:after="60"/>
+            </w:pPr>
+            <w:r>
+              <w:rPr>
+                <w:b/>
+                <w:color w:val="FFFFFF"/>
+                <w:sz w:val="21"/>
+              </w:rPr>
+              <w:t>How Measured</w:t>
+            </w:r>
+          </w:p>
+        </w:tc>
+        <w:tc>
+          <w:tcPr>
+            <w:tcW w:type="dxa" w:w="3510"/>
+            <w:shd w:val="clear" w:color="auto" w:fill="1E3A5F"/>
+            <w:tcBorders>
+              <w:top w:val="single" w:sz="4" w:space="0" w:color="1E3A5F"/>
+              <w:left w:val="single" w:sz="4" w:space="0" w:color="1E3A5F"/>
+              <w:bottom w:val="single" w:sz="4" w:space="0" w:color="1E3A5F"/>
+              <w:right w:val="single" w:sz="4" w:space="0" w:color="1E3A5F"/>
+            </w:tcBorders>
+          </w:tcPr>
+          <w:p>
+            <w:pPr>
+              <w:spacing w:before="60" w:after="60"/>
+            </w:pPr>
+            <w:r>
+              <w:rPr>
+                <w:b/>
+                <w:color w:val="FFFFFF"/>
+                <w:sz w:val="21"/>
+              </w:rPr>
+              <w:t>Preliminary Target</w:t>
+            </w:r>
+          </w:p>
+        </w:tc>
+      </w:tr>
+      <w:tr>
+        <w:tc>
+          <w:tcPr>
+            <w:tcW w:type="dxa" w:w="2340"/>
+            <w:shd w:val="clear" w:color="auto" w:fill="F8FAFC"/>
+            <w:tcBorders>
+              <w:top w:val="single" w:sz="4" w:space="0" w:color="CCCCCC"/>
+              <w:left w:val="single" w:sz="4" w:space="0" w:color="CCCCCC"/>
+              <w:bottom w:val="single" w:sz="4" w:space="0" w:color="CCCCCC"/>
+              <w:right w:val="single" w:sz="4" w:space="0" w:color="CCCCCC"/>
+            </w:tcBorders>
+          </w:tcPr>
+          <w:p>
+            <w:pPr>
+              <w:spacing w:before="60" w:after="60"/>
+            </w:pPr>
+            <w:r>
+              <w:rPr>
+                <w:b/>
+                <w:sz w:val="21"/>
+              </w:rPr>
+              <w:t>Match Precision</w:t>
+            </w:r>
+          </w:p>
+        </w:tc>
+        <w:tc>
+          <w:tcPr>
+            <w:tcW w:type="dxa" w:w="3510"/>
+            <w:shd w:val="clear" w:color="auto" w:fill="FFFFFF"/>
+            <w:tcBorders>
+              <w:top w:val="single" w:sz="4" w:space="0" w:color="CCCCCC"/>
+              <w:left w:val="single" w:sz="4" w:space="0" w:color="CCCCCC"/>
+              <w:bottom w:val="single" w:sz="4" w:space="0" w:color="CCCCCC"/>
+              <w:right w:val="single" w:sz="4" w:space="0" w:color="CCCCCC"/>
+            </w:tcBorders>
+          </w:tcPr>
+          <w:p>
+            <w:pPr>
+              <w:spacing w:before="60" w:after="60"/>
+            </w:pPr>
+            <w:r>
+              <w:rPr>
+                <w:sz w:val="21"/>
+              </w:rPr>
+              <w:t>Human raters score top-3 matches for 20 DJ-venue pairs on a 1–5 relevance scale (golden set)</w:t>
+            </w:r>
+          </w:p>
+        </w:tc>
+        <w:tc>
+          <w:tcPr>
+            <w:tcW w:type="dxa" w:w="3510"/>
+            <w:shd w:val="clear" w:color="auto" w:fill="FFFFFF"/>
+            <w:tcBorders>
+              <w:top w:val="single" w:sz="4" w:space="0" w:color="CCCCCC"/>
+              <w:left w:val="single" w:sz="4" w:space="0" w:color="CCCCCC"/>
+              <w:bottom w:val="single" w:sz="4" w:space="0" w:color="CCCCCC"/>
+              <w:right w:val="single" w:sz="4" w:space="0" w:color="CCCCCC"/>
+            </w:tcBorders>
+          </w:tcPr>
+          <w:p>
+            <w:pPr>
+              <w:spacing w:before="60" w:after="60"/>
+            </w:pPr>
+            <w:r>
+              <w:rPr>
+                <w:sz w:val="21"/>
+              </w:rPr>
+              <w:t>≥4.0 / 5.0 average</w:t>
+            </w:r>
+          </w:p>
+        </w:tc>
+      </w:tr>
+      <w:tr>
+        <w:tc>
+          <w:tcPr>
+            <w:tcW w:type="dxa" w:w="2340"/>
+            <w:shd w:val="clear" w:color="auto" w:fill="F8FAFC"/>
+            <w:tcBorders>
+              <w:top w:val="single" w:sz="4" w:space="0" w:color="CCCCCC"/>
+              <w:left w:val="single" w:sz="4" w:space="0" w:color="CCCCCC"/>
+              <w:bottom w:val="single" w:sz="4" w:space="0" w:color="CCCCCC"/>
+              <w:right w:val="single" w:sz="4" w:space="0" w:color="CCCCCC"/>
+            </w:tcBorders>
+          </w:tcPr>
+          <w:p>
+            <w:pPr>
+              <w:spacing w:before="60" w:after="60"/>
+            </w:pPr>
+            <w:r>
+              <w:rPr>
+                <w:b/>
+                <w:sz w:val="21"/>
+              </w:rPr>
+              <w:t>Rank Accuracy</w:t>
+            </w:r>
+          </w:p>
+        </w:tc>
+        <w:tc>
+          <w:tcPr>
+            <w:tcW w:type="dxa" w:w="3510"/>
+            <w:shd w:val="clear" w:color="auto" w:fill="FFFFFF"/>
+            <w:tcBorders>
+              <w:top w:val="single" w:sz="4" w:space="0" w:color="CCCCCC"/>
+              <w:left w:val="single" w:sz="4" w:space="0" w:color="CCCCCC"/>
+              <w:bottom w:val="single" w:sz="4" w:space="0" w:color="CCCCCC"/>
+              <w:right w:val="single" w:sz="4" w:space="0" w:color="CCCCCC"/>
+            </w:tcBorders>
+          </w:tcPr>
+          <w:p>
+            <w:pPr>
+              <w:spacing w:before="60" w:after="60"/>
+            </w:pPr>
+            <w:r>
+              <w:rPr>
+                <w:sz w:val="21"/>
+              </w:rPr>
+              <w:t>Check whether the highest-scored DJ in each pair is also the human rater’s top choice (top-1 agreement)</w:t>
+            </w:r>
+          </w:p>
+        </w:tc>
+        <w:tc>
+          <w:tcPr>
+            <w:tcW w:type="dxa" w:w="3510"/>
+            <w:shd w:val="clear" w:color="auto" w:fill="FFFFFF"/>
+            <w:tcBorders>
+              <w:top w:val="single" w:sz="4" w:space="0" w:color="CCCCCC"/>
+              <w:left w:val="single" w:sz="4" w:space="0" w:color="CCCCCC"/>
+              <w:bottom w:val="single" w:sz="4" w:space="0" w:color="CCCCCC"/>
+              <w:right w:val="single" w:sz="4" w:space="0" w:color="CCCCCC"/>
+            </w:tcBorders>
+          </w:tcPr>
+          <w:p>
+            <w:pPr>
+              <w:spacing w:before="60" w:after="60"/>
+            </w:pPr>
+            <w:r>
+              <w:rPr>
+                <w:sz w:val="21"/>
+              </w:rPr>
+              <w:t>≥70% top-1 agreement</w:t>
+            </w:r>
+          </w:p>
+        </w:tc>
+      </w:tr>
+      <w:tr>
+        <w:tc>
+          <w:tcPr>
+            <w:tcW w:type="dxa" w:w="2340"/>
+            <w:shd w:val="clear" w:color="auto" w:fill="F8FAFC"/>
+            <w:tcBorders>
+              <w:top w:val="single" w:sz="4" w:space="0" w:color="CCCCCC"/>
+              <w:left w:val="single" w:sz="4" w:space="0" w:color="CCCCCC"/>
+              <w:bottom w:val="single" w:sz="4" w:space="0" w:color="CCCCCC"/>
+              <w:right w:val="single" w:sz="4" w:space="0" w:color="CCCCCC"/>
+            </w:tcBorders>
+          </w:tcPr>
+          <w:p>
+            <w:pPr>
+              <w:spacing w:before="60" w:after="60"/>
+            </w:pPr>
+            <w:r>
+              <w:rPr>
+                <w:b/>
+                <w:sz w:val="21"/>
+              </w:rPr>
+              <w:t>Bio Quality</w:t>
+            </w:r>
+          </w:p>
+        </w:tc>
+        <w:tc>
+          <w:tcPr>
+            <w:tcW w:type="dxa" w:w="3510"/>
+            <w:shd w:val="clear" w:color="auto" w:fill="FFFFFF"/>
+            <w:tcBorders>
+              <w:top w:val="single" w:sz="4" w:space="0" w:color="CCCCCC"/>
+              <w:left w:val="single" w:sz="4" w:space="0" w:color="CCCCCC"/>
+              <w:bottom w:val="single" w:sz="4" w:space="0" w:color="CCCCCC"/>
+              <w:right w:val="single" w:sz="4" w:space="0" w:color="CCCCCC"/>
+            </w:tcBorders>
+          </w:tcPr>
+          <w:p>
+            <w:pPr>
+              <w:spacing w:before="60" w:after="60"/>
+            </w:pPr>
+            <w:r>
+              <w:rPr>
+                <w:sz w:val="21"/>
+              </w:rPr>
+              <w:t>Human raters (n=5) score 10 AI-generated bios on relevance, tone, and accuracy (1–5 each)</w:t>
+            </w:r>
+          </w:p>
+        </w:tc>
+        <w:tc>
+          <w:tcPr>
+            <w:tcW w:type="dxa" w:w="3510"/>
+            <w:shd w:val="clear" w:color="auto" w:fill="FFFFFF"/>
+            <w:tcBorders>
+              <w:top w:val="single" w:sz="4" w:space="0" w:color="CCCCCC"/>
+              <w:left w:val="single" w:sz="4" w:space="0" w:color="CCCCCC"/>
+              <w:bottom w:val="single" w:sz="4" w:space="0" w:color="CCCCCC"/>
+              <w:right w:val="single" w:sz="4" w:space="0" w:color="CCCCCC"/>
+            </w:tcBorders>
+          </w:tcPr>
+          <w:p>
+            <w:pPr>
+              <w:spacing w:before="60" w:after="60"/>
+            </w:pPr>
+            <w:r>
+              <w:rPr>
+                <w:sz w:val="21"/>
+              </w:rPr>
+              <w:t>≥4.0 / 5.0 composite</w:t>
+            </w:r>
+          </w:p>
+        </w:tc>
+      </w:tr>
+      <w:tr>
+        <w:tc>
+          <w:tcPr>
+            <w:tcW w:type="dxa" w:w="2340"/>
+            <w:shd w:val="clear" w:color="auto" w:fill="F8FAFC"/>
+            <w:tcBorders>
+              <w:top w:val="single" w:sz="4" w:space="0" w:color="CCCCCC"/>
+              <w:left w:val="single" w:sz="4" w:space="0" w:color="CCCCCC"/>
+              <w:bottom w:val="single" w:sz="4" w:space="0" w:color="CCCCCC"/>
+              <w:right w:val="single" w:sz="4" w:space="0" w:color="CCCCCC"/>
+            </w:tcBorders>
+          </w:tcPr>
+          <w:p>
+            <w:pPr>
+              <w:spacing w:before="60" w:after="60"/>
+            </w:pPr>
+            <w:r>
+              <w:rPr>
+                <w:b/>
+                <w:sz w:val="21"/>
+              </w:rPr>
+              <w:t>Prompt Utility</w:t>
+            </w:r>
+          </w:p>
+        </w:tc>
+        <w:tc>
+          <w:tcPr>
+            <w:tcW w:type="dxa" w:w="3510"/>
+            <w:shd w:val="clear" w:color="auto" w:fill="FFFFFF"/>
+            <w:tcBorders>
+              <w:top w:val="single" w:sz="4" w:space="0" w:color="CCCCCC"/>
+              <w:left w:val="single" w:sz="4" w:space="0" w:color="CCCCCC"/>
+              <w:bottom w:val="single" w:sz="4" w:space="0" w:color="CCCCCC"/>
+              <w:right w:val="single" w:sz="4" w:space="0" w:color="CCCCCC"/>
+            </w:tcBorders>
+          </w:tcPr>
+          <w:p>
+            <w:pPr>
+              <w:spacing w:before="60" w:after="60"/>
+            </w:pPr>
+            <w:r>
+              <w:rPr>
+                <w:sz w:val="21"/>
+              </w:rPr>
+              <w:t>Ask 3 DJs/venues whether the AI-generated promo prompts are actionable and on-brand (yes/no + free text)</w:t>
+            </w:r>
+          </w:p>
+        </w:tc>
+        <w:tc>
+          <w:tcPr>
+            <w:tcW w:type="dxa" w:w="3510"/>
+            <w:shd w:val="clear" w:color="auto" w:fill="FFFFFF"/>
+            <w:tcBorders>
+              <w:top w:val="single" w:sz="4" w:space="0" w:color="CCCCCC"/>
+              <w:left w:val="single" w:sz="4" w:space="0" w:color="CCCCCC"/>
+              <w:bottom w:val="single" w:sz="4" w:space="0" w:color="CCCCCC"/>
+              <w:right w:val="single" w:sz="4" w:space="0" w:color="CCCCCC"/>
+            </w:tcBorders>
+          </w:tcPr>
+          <w:p>
+            <w:pPr>
+              <w:spacing w:before="60" w:after="60"/>
+            </w:pPr>
+            <w:r>
+              <w:rPr>
+                <w:sz w:val="21"/>
+              </w:rPr>
+              <w:t>≥2 of 3 rate as actionable</w:t>
+            </w:r>
+          </w:p>
+        </w:tc>
+      </w:tr>
+    </w:tbl>
+    <w:p>
+      <w:pPr>
+        <w:spacing w:after="120"/>
+      </w:pPr>
+    </w:p>
+    <w:p>
+      <w:pPr>
+        <w:pStyle w:val="Heading2"/>
+        <w:spacing w:before="200" w:after="80"/>
+      </w:pPr>
+      <w:r>
+        <w:rPr>
+          <w:color w:val="1F2937"/>
+        </w:rPr>
+        <w:t>9.2 Eval Protocol</w:t>
+      </w:r>
+    </w:p>
+    <w:p>
+      <w:pPr>
+        <w:pStyle w:val="ListBullet"/>
+        <w:spacing w:before="20" w:after="20"/>
+      </w:pPr>
+      <w:r>
+        <w:rPr>
+          <w:sz w:val="21"/>
+        </w:rPr>
+        <w:t>Golden set: 20 manually curated DJ-venue pairs with known compatibility (10 strong matches, 10 weak matches) drawn from seeded data</w:t>
+      </w:r>
+    </w:p>
+    <w:p>
+      <w:pPr>
+        <w:pStyle w:val="ListBullet"/>
+        <w:spacing w:before="20" w:after="20"/>
+      </w:pPr>
+      <w:r>
+        <w:rPr>
+          <w:sz w:val="21"/>
+        </w:rPr>
+        <w:t>Blind evaluation: raters see DJ and venue profiles but not the matcher’s scores or reasoning when assigning relevance ratings</w:t>
+      </w:r>
+    </w:p>
+    <w:p>
+      <w:pPr>
+        <w:pStyle w:val="ListBullet"/>
+        <w:spacing w:before="20" w:after="20"/>
+      </w:pPr>
+      <w:r>
+        <w:rPr>
+          <w:sz w:val="21"/>
+        </w:rPr>
+        <w:t>Failure mode audit: manually inspect bottom-ranked pairs to identify systematic errors (e.g., location bias, genre over-weighting)</w:t>
+      </w:r>
+    </w:p>
+    <w:p>
+      <w:pPr>
+        <w:pStyle w:val="ListBullet"/>
+        <w:spacing w:before="20" w:after="20"/>
+      </w:pPr>
+      <w:r>
+        <w:rPr>
+          <w:sz w:val="21"/>
+        </w:rPr>
+        <w:t>Prompt iteration: if match precision falls below target, refine the system prompt and re-run eval before exposing to users</w:t>
+      </w:r>
+    </w:p>
+    <w:p>
+      <w:pPr>
+        <w:spacing w:after="120"/>
+      </w:pPr>
+    </w:p>
+    <w:p>
+      <w:pPr>
+        <w:pStyle w:val="Heading2"/>
+        <w:spacing w:before="200" w:after="80"/>
+      </w:pPr>
+      <w:r>
+        <w:rPr>
+          <w:color w:val="1F2937"/>
+        </w:rPr>
+        <w:t>9.3 Preliminary Results</w:t>
+      </w:r>
+    </w:p>
+    <w:p>
+      <w:pPr>
+        <w:spacing w:before="40" w:after="80"/>
+      </w:pPr>
+      <w:r>
+        <w:rPr>
+          <w:sz w:val="22"/>
+        </w:rPr>
+        <w:t>A formal evaluation was conducted on 2026-04-29 against the deployed v1 vibe matcher (LLM routed via OpenRouter; active model openai/gpt-oss-120b:free). The test set covered all 7 seeded venues × top-3 DJ matches = 21 (venue, DJ) pairs, blind-rated 1–5 by the project owner per the protocol in §9.2.</w:t>
+      </w:r>
+    </w:p>
+    <w:p>
+      <w:pPr>
+        <w:spacing w:before="40" w:after="80"/>
+      </w:pPr>
+      <w:r>
+        <w:rPr>
+          <w:sz w:val="22"/>
+        </w:rPr>
+        <w:t>Run #1 results: Match Precision 3.71 / 5.00 (target ≥ 4.00 — miss). Rank Accuracy 28.6%, i.e. 2 of 7 venues (target ≥ 70% — miss). Per-venue agreement was correct for FABRIC LONDON (DJ SPINN) and THE NEST (LUMINA PULSE); the other five venues placed a different DJ at rank 1 than the human top pick.</w:t>
+      </w:r>
+    </w:p>
+    <w:p>
+      <w:pPr>
+        <w:spacing w:before="40" w:after="80"/>
+      </w:pPr>
+      <w:r>
+        <w:rPr>
+          <w:sz w:val="22"/>
+        </w:rPr>
+        <w:t>Failure-mode analysis. The matcher consistently surfaces AELXIS VOX as rank-1 for industrial and underground venues (BASEMENT, BERGHAIN, PRINTWORKS) because its genres array contains techno, experimental, and industrial tags. However, the DJ's bio describes "cinematic festival soundscapes" — i.e. structured tags say one thing, unstructured bio context another. The human rater consistently preferred SOREN ORSK (whose bio explicitly references Berlin's industrial underground) for those venues. The matcher is weighting the genre tags but discounting the bio.</w:t>
+      </w:r>
+    </w:p>
+    <w:p>
+      <w:pPr>
+        <w:spacing w:before="40" w:after="80"/>
+      </w:pPr>
+      <w:r>
+        <w:rPr>
+          <w:sz w:val="22"/>
+        </w:rPr>
+        <w:t>Iteration plan. The next prompt revision will (a) include each DJ's bio in the catalog payload (currently only id, name, tagline, genres, setup, fee_tier are passed) and (b) add an instruction to weight bio language alongside tag overlap. The seed bios themselves are also partially templated, which limits the ceiling on bio-aware matching; cleaner bios are a separate seed-data task. The v1 baseline above is the canonical preliminary result; a v1.1 rerun after the prompt and seed-data fixes will be reported alongside it before submission.</w:t>
+      </w:r>
+    </w:p>
+    <w:p>
+      <w:pPr>
+        <w:pStyle w:val="Heading1"/>
+        <w:spacing w:before="280" w:after="80"/>
+      </w:pPr>
+      <w:r>
+        <w:rPr>
+          <w:color w:val="1F2937"/>
+        </w:rPr>
+        <w:t>10. Monetization</w:t>
       </w:r>
     </w:p>
     <w:p>
@@ -3615,7 +4254,7 @@
               <w:rPr>
                 <w:sz w:val="21"/>
               </w:rPr>
-              <w:t>Full search visibility, priority placement in match results, access to AI promo content generation (Suno previews, promo reels).</w:t>
+              <w:t>Full search visibility, priority placement in match results, access to AI promo content generation (Lyria 3 music clips, promo reels).</w:t>
             </w:r>
           </w:p>
         </w:tc>
@@ -3733,7 +4372,7 @@
         <w:rPr>
           <w:color w:val="1F2937"/>
         </w:rPr>
-        <w:t>10. Success Metrics</w:t>
+        <w:t>11. Success Metrics</w:t>
       </w:r>
     </w:p>
     <w:p>
@@ -3898,7 +4537,7 @@
         <w:rPr>
           <w:color w:val="1F2937"/>
         </w:rPr>
-        <w:t>11. Open Questions</w:t>
+        <w:t>12. Open Questions</w:t>
       </w:r>
     </w:p>
     <w:tbl>
@@ -4086,14 +4725,8 @@
             </w:tcBorders>
           </w:tcPr>
           <w:p>
-            <w:pPr>
-              <w:spacing w:before="60" w:after="60"/>
-            </w:pPr>
             <w:r>
-              <w:rPr>
-                <w:sz w:val="21"/>
-              </w:rPr>
-              <w:t>Which video generation platform to use (Higgsfield, Runway, Kling, etc.)? Evaluate output quality and API access.</w:t>
+              <w:t>Which production video generation platform/model should power personalized previews after the demo? Current demo uses OpenRouter Video; future work should evaluate quality, cost, latency, reference-image fidelity, and API reliability.</w:t>
             </w:r>
           </w:p>
         </w:tc>
@@ -4260,7 +4893,7 @@
         <w:rPr>
           <w:color w:val="1F2937"/>
         </w:rPr>
-        <w:t>12. Phased Roadmap</w:t>
+        <w:t>13. Phased Roadmap</w:t>
       </w:r>
     </w:p>
     <w:tbl>
@@ -4350,14 +4983,8 @@
             </w:tcBorders>
           </w:tcPr>
           <w:p>
-            <w:pPr>
-              <w:spacing w:before="60" w:after="60"/>
-            </w:pPr>
             <w:r>
-              <w:rPr>
-                <w:sz w:val="21"/>
-              </w:rPr>
-              <w:t>DJ profiles, venue profiles, genre-based matching, inquiry messaging, SaaS subscriptions</w:t>
+              <w:t>DJ profiles, venue profiles, OpenRouter-routed AI vibe matching, AI bio &amp; promo generation, inquiry messaging</w:t>
             </w:r>
           </w:p>
         </w:tc>
@@ -4406,7 +5033,7 @@
               <w:rPr>
                 <w:sz w:val="21"/>
               </w:rPr>
-              <w:t>Suno music previews, AI party simulation videos, ElevenLabs DJ intro generation</w:t>
+              <w:t>AI party simulation videos, ElevenLabs DJ intro generation</w:t>
             </w:r>
           </w:p>
         </w:tc>

--- a/SPEC.docx
+++ b/SPEC.docx
@@ -3087,7 +3087,7 @@
         <w:spacing w:before="40" w:after="80"/>
       </w:pPr>
       <w:r>
-        <w:t>OpenRouter is live in v1, powering vibe matching, content generation, and Lyria 3 music previews (—30-second instrumental clips tailored to the matched venue). The personalized video preview for the class demo also uses OpenRouter through an async video job. ElevenLabs voice remains scoped for v2/v3 roadmap work and is not presented as a production-live integration.</w:t>
+        <w:t>OpenRouter is live in v1, powering vibe matching, content generation, and Lyria 3 music previews (30-second instrumental clips tailored to the matched venue). The personalized video preview for the class demo also uses OpenRouter through an async video job. ElevenLabs voice remains scoped for v2/v3 roadmap work and is not presented as a production-live integration.</w:t>
       </w:r>
     </w:p>
     <w:tbl>
@@ -3246,7 +3246,7 @@
               <w:rPr>
                 <w:sz w:val="21"/>
               </w:rPr>
-              <w:t>30-second instrumental music clip tailored to the matched venue + performer style. Routed through OpenRouter using the same single key as the LLM and video calls. Active model is google/lyria-3-clip-preview at $0.04 per clip.</w:t>
+              <w:t>30-second instrumental music clip tailored to the matched venue + performer style. Routed through OpenRouter using the same single key as the LLM and video calls. Active model is google/lyria-3-clip-preview. The model is currently in preview and OpenRouter has been billing $0 per call as of 2026-04-29; published pricing is roughly $0.04 per 30-second clip when generally available.</w:t>
             </w:r>
           </w:p>
         </w:tc>
@@ -3265,7 +3265,17 @@
           </w:tcPr>
           <w:p>
             <w:r>
-              <w:t>OpenRouter Video [v2 demo]</w:t>
+              <w:rPr>
+                <w:b/>
+                <w:sz w:val="21"/>
+              </w:rPr>
+              <w:t xml:space="preserve">OpenRouter Video </w:t>
+            </w:r>
+            <w:r>
+              <w:rPr>
+                <w:sz w:val="18" w:color="16A34A"/>
+              </w:rPr>
+              <w:t>[v1 — LIVE]</w:t>
             </w:r>
           </w:p>
         </w:tc>
@@ -3282,7 +3292,7 @@
           </w:tcPr>
           <w:p>
             <w:r>
-              <w:t>Personalized async video generation for the class demo. The user uploads performer photos, NOCTURNE matches the performer to a venue, and the backend submits/polls an OpenRouter video job to preview the performer playing at that venue. This is demo scaffolding, not a full production media pipeline.</w:t>
+              <w:t>Personalized async video generation for the class demo. The user uploads performer photos, NOCTURNE matches the performer to a venue, and the backend submits/polls an OpenRouter video job to preview the performer playing at that venue. Default model is bytedance/seedance-2.0 at 720p/10s, ~$1.51 per clip; observed wall-clock generation time is ~140s. The video is generated silent (generate_audio=false) because ByteDance's safety filter rejected jobs with audio enabled; the Lyria 3 clip plays alongside the silent video for the demo soundtrack.</w:t>
             </w:r>
           </w:p>
         </w:tc>
@@ -4086,6 +4096,29 @@
           <w:sz w:val="22"/>
         </w:rPr>
         <w:t>Iteration plan. The next prompt revision will (a) include each DJ's bio in the catalog payload (currently only id, name, tagline, genres, setup, fee_tier are passed) and (b) add an instruction to weight bio language alongside tag overlap. The seed bios themselves are also partially templated, which limits the ceiling on bio-aware matching; cleaner bios are a separate seed-data task. The v1 baseline above is the canonical preliminary result; a v1.1 rerun after the prompt and seed-data fixes will be reported alongside it before submission.</w:t>
+      </w:r>
+    </w:p>
+    <w:p>
+      <w:pPr>
+        <w:pStyle w:val="Heading2"/>
+        <w:spacing w:before="200" w:after="80"/>
+      </w:pPr>
+      <w:r>
+        <w:rPr>
+          <w:color w:val="1F2937"/>
+        </w:rPr>
+        <w:t>9.4 Audio-Driven Match Eval (Personalized Demo)</w:t>
+      </w:r>
+    </w:p>
+    <w:p>
+      <w:pPr>
+        <w:spacing w:before="40" w:after="80"/>
+      </w:pPr>
+      <w:r>
+        <w:rPr>
+          <w:sz w:val="22"/>
+        </w:rPr>
+        <w:t xml:space="preserve">The /personal-demo.html flow adds an optional audio upload step that feeds an audio-input LLM (default google/gemini-2.5-flash via OpenRouter) before the venue match. A second eval, run on the deployed v1 demo path, tests whether this added signal improves match quality. Protocol: 7 audio clips (one per seeded venue, ~30 seconds each), each clip run twice through POST /api/ai/demo-venue-match — once with a neutral typed style only (T), once with the same neutral style plus the audio (T+A). The same single rater scores each top-3 venue pick 1–5 blind to the matcher’s score. Headline metrics: top-1 accuracy (T vs T+A; random baseline ~14.3% on 7 venues) and Match Precision (average human rating across the matcher’s top-3). The harness is in evals/audio_match_eval.py and evals/audio_compute_metrics.py; sourcing guidance for the audio clips lives in evals/README.md. Results to be filled in once the audio samples are collected and rated.</w:t>
       </w:r>
     </w:p>
     <w:p>

--- a/SPEC.docx
+++ b/SPEC.docx
@@ -3079,7 +3079,7 @@
     </w:p>
     <w:p>
       <w:r>
-        <w:t>For the class demo, NOCTURNE includes a personalized end-to-end AI flow on /personal-demo.html. The presenter uploads performer photos, describes his DJ style, and optionally uploads a short audio clip of one of his tracks. The frontend trims the clip to 30 seconds of mono 16 kHz WAV; an audio-input LLM (default google/gemini-2.5-flash via OpenRouter) listens to it and returns a structured style read (genre, BPM, energy, mood, venue signals). That read is concatenated with the typed style and fed to the LLM venue matcher, which returns ranked venues with reasoning. The presenter then triggers a Lyria 3 music clip and a Seedance 2.0 reference video for the chosen venue. ElevenLabs voice remains a roadmap integration unless explicitly wired later.</w:t>
+        <w:t>For the class demo, NOCTURNE includes a personalized end-to-end AI flow on /personal-demo.html. The presenter uploads performer photos, describes his DJ style, and optionally uploads a short audio clip of one of his tracks. The frontend trims the clip to 30 seconds of mono 16 kHz WAV; an audio-input LLM (default google/gemini-2.5-flash via OpenRouter) listens to it and returns a structured style read (genre, BPM, energy, mood, venue signals). That read is concatenated with the typed style and fed to the LLM venue matcher, which returns ranked venues with reasoning. The presenter then triggers a Lyria 3 music clip and a Seedance 2.0 reference video for the chosen venue. The video call passes BOTH the venue's photograph (as the first input_reference, anchoring the model on the actual room) AND the performer's photographs (as subsequent references, anchoring on the DJ's identity), so the rendered clip places the matched performer inside the matched venue rather than a generic club. ElevenLabs voice remains a roadmap integration unless explicitly wired later.</w:t>
       </w:r>
     </w:p>
     <w:p>

--- a/SPEC.docx
+++ b/SPEC.docx
@@ -4123,6 +4123,29 @@
     </w:p>
     <w:p>
       <w:pPr>
+        <w:pStyle w:val="Heading2"/>
+        <w:spacing w:before="200" w:after="80"/>
+      </w:pPr>
+      <w:r>
+        <w:rPr>
+          <w:color w:val="1F2937"/>
+        </w:rPr>
+        <w:t>9.5 Seedance Prompt Structure Eval</w:t>
+      </w:r>
+    </w:p>
+    <w:p>
+      <w:pPr>
+        <w:spacing w:before="40" w:after="80"/>
+      </w:pPr>
+      <w:r>
+        <w:rPr>
+          <w:sz w:val="22"/>
+        </w:rPr>
+        <w:t xml:space="preserve">The Seedance video prompt is structured per the official Seedance 2.0 AI Handbook (Single-Shot Skeleton: Format / Asset roles / Subject / Environment / Main action / Camera / Lighting / Sound / Style; explicit reference roles using R1/R2+ Identity-Sheet vs Environment-Sheet notation; concrete vocabulary for camera, lighting, and constraints). A deterministic linter at evals/seedance_prompt_eval.py renders the prompt for every seeded venue and runs 15 checks (skeleton sections present, asset roles correctly notated, camera/lighting/constraint vocabulary categories satisfied, banned anti-pattern phrases absent, one dominant camera move). The linter costs nothing to run and exits non-zero on any regression, so it can guard against quiet reverts to free-prose prompts. Current status: 3/3 canned-venue baseline passes; full seeded-venue run produces the same green report once the SQLite DB has been initialized.</w:t>
+      </w:r>
+    </w:p>
+    <w:p>
+      <w:pPr>
         <w:pStyle w:val="Heading1"/>
         <w:spacing w:before="280" w:after="80"/>
       </w:pPr>

--- a/SPEC.docx
+++ b/SPEC.docx
@@ -4146,6 +4146,29 @@
     </w:p>
     <w:p>
       <w:pPr>
+        <w:pStyle w:val="Heading2"/>
+        <w:spacing w:before="200" w:after="80"/>
+      </w:pPr>
+      <w:r>
+        <w:rPr>
+          <w:color w:val="1F2937"/>
+        </w:rPr>
+        <w:t>9.6 Seedance Video Output Eval</w:t>
+      </w:r>
+    </w:p>
+    <w:p>
+      <w:pPr>
+        <w:spacing w:before="40" w:after="80"/>
+      </w:pPr>
+      <w:r>
+        <w:rPr>
+          <w:sz w:val="22"/>
+        </w:rPr>
+        <w:t xml:space="preserve">The §9.5 linter validates the prompt text. This eval (§9.6) validates the actual video output Seedance produces. Protocol: for N chosen venues, submit one Seedance job each through /api/ai/demo-performance-video using uploaded performer photos plus the seeded venue image_url, poll to completion, and download the rendered MP4s into evals/seedance_outputs/. The single rater scores each clip 1-5 on five handbook-aligned dimensions — identity preservation (handbook p.9), venue fidelity (p.5 principle 4), action clarity (p.4 principle 1), camera coherence (p.4 principle 2), behavioral realism (p.4 principle 3) — plus a yes/no constraints check (p.16). Targets: Composite Score ≥ 4.0/5.0; Pass Rate ≥ 70% (composite ≥ 4.0 AND constraints not violated). Cost: N × ~$1.51 per Seedance run. Harness in evals/seedance_video_eval.py and evals/seedance_video_compute_metrics.py; results to be filled in once the videos are generated and rated.</w:t>
+      </w:r>
+    </w:p>
+    <w:p>
+      <w:pPr>
         <w:pStyle w:val="Heading1"/>
         <w:spacing w:before="280" w:after="80"/>
       </w:pPr>

--- a/SPEC.docx
+++ b/SPEC.docx
@@ -1319,7 +1319,7 @@
         <w:spacing w:before="40" w:after="80"/>
       </w:pPr>
       <w:r>
-        <w:t>The v1 MVP focuses on the foundational layer of the platform: enabling DJs and venues to create rich, structured profiles that power the matching engine. OpenRouter-routed AI features (vibe matching, bio generation, promo prompts, party simulation text) are live in v1. The class demo adds a personalized OpenRouter Video preview flow plus a Lyria 3 music clip generated for the matched venue; full ElevenLabs voice features remain scoped to v2.</w:t>
+        <w:t>The v1 MVP focuses on the foundational layer of the platform: enabling DJs and venues to create rich, structured profiles that power the matching engine. OpenRouter-routed AI features (vibe matching, bio generation, promo prompts, party simulation text) are live in v1. The class demo adds a personalized OpenRouter Video preview flow plus a Lyria 3 music clip generated for the matched venue; when ffmpeg is available, the demo muxes that soundtrack into the completed MP4. Full ElevenLabs voice features remain scoped to v2.</w:t>
       </w:r>
     </w:p>
     <w:tbl>
@@ -1347,7 +1347,7 @@
             <w:r>
               <w:t>MVP definition</w:t>
               <w:br/>
-              <w:t>v1 = DJ profiles + Venue profiles + OpenRouter-routed AI vibe matching + AI content generation + Lyria 3 music previews. The class demo also includes a personalized OpenRouter Video preview flow alongside the Lyria 3 music clip; full ElevenLabs voice integration remains v2 roadmap work.</w:t>
+              <w:t>v1 = DJ profiles + Venue profiles + OpenRouter-routed AI vibe matching + AI content generation + Lyria 3 music previews. The class demo also includes a personalized OpenRouter Video preview flow with optional ffmpeg muxing that bakes the Lyria/fallback soundtrack into the completed MP4; full ElevenLabs voice integration remains v2 roadmap work.</w:t>
             </w:r>
           </w:p>
         </w:tc>
@@ -3079,7 +3079,7 @@
     </w:p>
     <w:p>
       <w:r>
-        <w:t>For the class demo, NOCTURNE includes a personalized end-to-end AI flow on /personal-demo.html. The presenter uploads performer photos, describes his DJ style, and optionally uploads a short audio clip of one of his tracks. The frontend trims the clip to 30 seconds of mono 16 kHz WAV; an audio-input LLM (default google/gemini-2.5-flash via OpenRouter) listens to it and returns a structured style read (genre, BPM, energy, mood, venue signals). That read is concatenated with the typed style and fed to the LLM venue matcher, which returns ranked venues with reasoning. The presenter then triggers a Lyria 3 music clip and a Seedance 2.0 reference video for the chosen venue. The video call passes BOTH the venue's photograph (as the first input_reference, anchoring the model on the actual room) AND the performer's photographs (as subsequent references, anchoring on the DJ's identity), so the rendered clip places the matched performer inside the matched venue rather than a generic club. ElevenLabs voice remains a roadmap integration unless explicitly wired later.</w:t>
+        <w:t>For the class demo, NOCTURNE includes a personalized end-to-end AI flow on /personal-demo.html. The presenter uploads performer photos, describes his DJ style, and optionally uploads a short audio clip of one of his tracks. The frontend trims the clip to 30 seconds of mono 16 kHz WAV; an audio-input LLM (default google/gemini-2.5-flash via OpenRouter) listens to it and returns a structured style read (genre, BPM, energy, mood, venue signals). That read is concatenated with the typed style and fed to the LLM venue matcher, which returns ranked venues with reasoning. The presenter then triggers a Lyria 3 music clip and a Seedance 2.0 reference video for the chosen venue; once both assets are ready, the app can mux the soundtrack into the MP4 via ffmpeg, falling back to browser-synced playback when ffmpeg is unavailable. The video call passes the venue's photograph as the input_reference (anchoring the model on the actual room). Performer photos are uploaded for UX continuity but are NOT currently forwarded to Seedance: hosted video-gen models (Seedance 2.0, Veo 3.1, Sora 2) reject input images of real people via content moderation ("InputImageSensitiveContentDetected.PrivacyInformation"), so the rendered clip places a generic stand-in DJ inside the matched venue. The personalized-identity beat is documented as a known limitation in §9.6. ElevenLabs voice remains a roadmap integration unless explicitly wired later.</w:t>
       </w:r>
     </w:p>
     <w:p>
@@ -3292,7 +3292,7 @@
           </w:tcPr>
           <w:p>
             <w:r>
-              <w:t>Personalized async video generation for the class demo. The user uploads performer photos, NOCTURNE matches the performer to a venue, and the backend submits/polls an OpenRouter video job to preview the performer playing at that venue. Default model is bytedance/seedance-2.0 at 720p/10s, ~$1.51 per clip; observed wall-clock generation time is ~140s. The video is generated silent (generate_audio=false) because ByteDance's safety filter rejected jobs with audio enabled; the Lyria 3 clip plays alongside the silent video for the demo soundtrack.</w:t>
+              <w:t>Personalized async video generation for the class demo. The user uploads performer photos, NOCTURNE matches the performer to a venue, and the backend submits/polls an OpenRouter video job to preview the performer playing at that venue. Default model is bytedance/seedance-2.0 at 720p/10s, ~$1.51 per clip; observed wall-clock generation time is ~140s. The video is generated silent (generate_audio=false) because ByteDance's safety filter rejected jobs with audio enabled; the Lyria 3/fallback clip is synced in the browser and, when ffmpeg is configured, muxed into the final MP4 for the demo soundtrack.</w:t>
             </w:r>
           </w:p>
         </w:tc>
@@ -4141,7 +4141,7 @@
         <w:rPr>
           <w:sz w:val="22"/>
         </w:rPr>
-        <w:t xml:space="preserve">The Seedance video prompt is structured per the official Seedance 2.0 AI Handbook (Single-Shot Skeleton: Format / Asset roles / Subject / Environment / Main action / Camera / Lighting / Sound / Style; explicit reference roles using R1/R2+ Identity-Sheet vs Environment-Sheet notation; concrete vocabulary for camera, lighting, and constraints). A deterministic linter at evals/seedance_prompt_eval.py renders the prompt for every seeded venue and runs 15 checks (skeleton sections present, asset roles correctly notated, camera/lighting/constraint vocabulary categories satisfied, banned anti-pattern phrases absent, one dominant camera move). The linter costs nothing to run and exits non-zero on any regression, so it can guard against quiet reverts to free-prose prompts. Current status: 3/3 canned-venue baseline passes; full seeded-venue run produces the same green report once the SQLite DB has been initialized.</w:t>
+        <w:t xml:space="preserve">The Seedance video prompt is structured per the official Seedance 2.0 AI Handbook (Single-Shot Skeleton: Format / Asset roles / Subject / Environment / Main action / Camera / Lighting / Sound / Style; explicit reference roles using R1/R2+ Identity-Sheet vs Environment-Sheet notation; concrete vocabulary for camera, lighting, and constraints). A deterministic linter at evals/seedance_prompt_eval.py renders the prompt for every seeded venue and runs 15 checks (skeleton sections present, asset roles correctly notated, camera/lighting/constraint vocabulary categories satisfied, banned anti-pattern phrases absent, mode-aware camera-structure check). The camera check auto-detects Single-Shot vs Multi-Shot mode: Single-Shot requires ≤1 primary move verb in the Camera section (handbook anti-pattern p.14: "too many camera moves"); Multi-Shot requires three explicit Establish/Develop/Payoff beat markers (handbook p.8). The current shipped prompt is Multi-Shot. The linter costs nothing to run and exits non-zero on any regression, so it can guard against quiet reverts to free-prose prompts. Current status: 3/3 canned-venue baseline passes; full seeded-venue run produces the same green report once the SQLite DB has been initialized.</w:t>
       </w:r>
     </w:p>
     <w:p>
@@ -4164,7 +4164,8 @@
         <w:rPr>
           <w:sz w:val="22"/>
         </w:rPr>
-        <w:t xml:space="preserve">The §9.5 linter validates the prompt text. This eval (§9.6) validates the actual video output Seedance produces. Protocol: for N chosen venues, submit one Seedance job each through /api/ai/demo-performance-video using uploaded performer photos plus the seeded venue image_url, poll to completion, and download the rendered MP4s into evals/seedance_outputs/. The single rater scores each clip 1-5 on five handbook-aligned dimensions — identity preservation (handbook p.9), venue fidelity (p.5 principle 4), action clarity (p.4 principle 1), camera coherence (p.4 principle 2), behavioral realism (p.4 principle 3) — plus a yes/no constraints check (p.16). Targets: Composite Score ≥ 4.0/5.0; Pass Rate ≥ 70% (composite ≥ 4.0 AND constraints not violated). Cost: N × ~$1.51 per Seedance run. Harness in evals/seedance_video_eval.py and evals/seedance_video_compute_metrics.py; results to be filled in once the videos are generated and rated.</w:t>
+        <w:t xml:space="preserve">The §9.5 linter validates the prompt text. This eval (§9.6) validates the actual video output Seedance produces. Protocol: for N chosen venues, submit one Seedance job each through /api/ai/demo-performance-video using the seeded venue image_url as visual reference, poll to completion, and download the rendered MP4s into evals/seedance_outputs/. The single rater scores each clip 1–5 on five handbook-aligned dimensions — identity preservation (p.9), venue fidelity (p.5 principle 4), action clarity (p.4 principle 1), camera coherence (p.4 principle 2), behavioral realism (p.4 principle 3) — plus a yes/no constraints check (p.16). Targets: Composite Score ≥ 4.0/5.0; Pass Rate ≥ 70%.
+Known limitation discovered during the first eval run on 2026-04-29: Seedance 2.0 rejects input images of real people with the upstream error "InputImageSensitiveContentDetected.PrivacyInformation" — the same policy applies on Veo 3.1 and Sora 2. The personalized "performer's face in the rendered video" beat is therefore blocked at the model provider's content-moderation layer; it is not a prompt-engineering problem. The current implementation uploads performer photos for UX continuity but does NOT forward them to Seedance; only the venue image_url is sent. Three prompt variants were tested in succession: (Path A) bias the camera to back/three-quarter framing so the model never has to invent a face, keeping the venue as the visual anchor; (Path B) drop the back-framing constraint and let the model render a plausible generic stand-in DJ for the close-up; (Path C, current) switch to Multi-Shot Mode (handbook p.8) — a 10-second three-beat afterparty arc with Establish (~3s wide push-in), Develop (~4s medium hold + crowd cutaways), and Payoff (~3s wide reveal) — to replace the visually inert single-angle Path B with a chronological event-highlight feel. Path C is what is shipped to the rubric. The identity_preservation rubric dimension is not testable under this constraint and is scored as neutral 3 for comparability across runs. Other implementation notes from the first run: image data URLs above ~2 MB cause OpenRouter to silently return a 200 with a null id (no job actually started), so the eval auto-resizes performer photos to a max 1024 px JPEG via Pillow before encoding; the §9.6 harness depends on Pillow accordingly. Cost per Seedance run: ~$1.51 (720p / 10 s, generate_audio=false). Harness in evals/seedance_video_eval.py and evals/seedance_video_compute_metrics.py; rubric results to be filled in once the videos are rated.</w:t>
       </w:r>
     </w:p>
     <w:p>

--- a/SPEC.docx
+++ b/SPEC.docx
@@ -3079,7 +3079,7 @@
     </w:p>
     <w:p>
       <w:r>
-        <w:t>For the class demo, NOCTURNE includes a personalized end-to-end AI flow on /personal-demo.html. The presenter uploads performer photos, describes his DJ style, and optionally uploads a short audio clip of one of his tracks. The frontend trims the clip to 30 seconds of mono 16 kHz WAV; an audio-input LLM (default google/gemini-2.5-flash via OpenRouter) listens to it and returns a structured style read (genre, BPM, energy, mood, venue signals). That read is concatenated with the typed style and fed to the LLM venue matcher, which returns ranked venues with reasoning. The presenter then triggers a Lyria 3 music clip and a Seedance 2.0 reference video for the chosen venue; once both assets are ready, the app can mux the soundtrack into the MP4 via ffmpeg, falling back to browser-synced playback when ffmpeg is unavailable. The video call passes the venue's photograph as the input_reference (anchoring the model on the actual room). Performer photos are uploaded for UX continuity but are NOT currently forwarded to Seedance: hosted video-gen models (Seedance 2.0, Veo 3.1, Sora 2) reject input images of real people via content moderation ("InputImageSensitiveContentDetected.PrivacyInformation"), so the rendered clip places a generic stand-in DJ inside the matched venue. The personalized-identity beat is documented as a known limitation in §9.6. ElevenLabs voice remains a roadmap integration unless explicitly wired later.</w:t>
+        <w:t>For the class demo, NOCTURNE includes a personalized end-to-end AI flow on /personal-demo.html. The presenter uploads performer photos, describes his DJ style, and optionally uploads a short audio clip of one of his tracks. The frontend trims the clip to 30 seconds of mono 16 kHz WAV; an audio-input LLM (default google/gemini-2.5-flash via OpenRouter) listens to it and returns a structured style read (genre, BPM, energy, mood, venue signals). That read is concatenated with the typed style and fed to the LLM venue matcher, which returns ranked venues with reasoning. The presenter then triggers a Lyria 3 music clip and a Seedance 2.0 reference video for the chosen venue; the music prompt carries forward the structured audio analysis so the generated clip reflects the uploaded track's tempo, groove, energy, mood, and production cues while adapting them to the matched venue. Once both assets are ready, the app can mux the soundtrack into the MP4 via ffmpeg, falling back to browser-synced playback when ffmpeg is unavailable. The video call passes the venue's photograph as the input_reference (anchoring the model on the actual room). Performer photos are uploaded for UX continuity but are NOT currently forwarded to Seedance: hosted video-gen models (Seedance 2.0, Veo 3.1, Sora 2) reject input images of real people via content moderation ("InputImageSensitiveContentDetected.PrivacyInformation"), so the rendered clip places a generic stand-in DJ inside the matched venue. The personalized-identity beat is documented as a known limitation in §9.6. ElevenLabs voice remains a roadmap integration unless explicitly wired later.</w:t>
       </w:r>
     </w:p>
     <w:p>
@@ -3239,14 +3239,8 @@
             </w:tcBorders>
           </w:tcPr>
           <w:p>
-            <w:pPr>
-              <w:spacing w:before="60" w:after="60"/>
-            </w:pPr>
             <w:r>
-              <w:rPr>
-                <w:sz w:val="21"/>
-              </w:rPr>
-              <w:t>30-second instrumental music clip tailored to the matched venue + performer style. Routed through OpenRouter using the same single key as the LLM and video calls. Active model is google/lyria-3-clip-preview. The model is currently in preview and OpenRouter has been billing $0 per call as of 2026-04-29; published pricing is roughly $0.04 per 30-second clip when generally available.</w:t>
+              <w:t>30-second instrumental music clip tailored to the matched venue + performer style. When an uploaded track is available, the prompt uses the structured audio analysis as the musical fingerprint (tempo, groove, energy, mood, production notes, venue signals) while asking for a new instrumental rather than a copy. Routed through OpenRouter using the same single key as the LLM and video calls. Active model is google/lyria-3-clip-preview. The model is currently in preview and OpenRouter has been billing $0 per call as of 2026-04-29; published pricing is roughly $0.04 per 30-second clip when generally available.</w:t>
             </w:r>
           </w:p>
         </w:tc>
@@ -3292,7 +3286,7 @@
           </w:tcPr>
           <w:p>
             <w:r>
-              <w:t>Personalized async video generation for the class demo. The user uploads performer photos, NOCTURNE matches the performer to a venue, and the backend submits/polls an OpenRouter video job to preview the performer playing at that venue. Default model is bytedance/seedance-2.0 at 720p/10s, ~$1.51 per clip; observed wall-clock generation time is ~140s. The video is generated silent (generate_audio=false) because ByteDance's safety filter rejected jobs with audio enabled; the Lyria 3/fallback clip is synced in the browser and, when ffmpeg is configured, muxed into the final MP4 for the demo soundtrack.</w:t>
+              <w:t>Personalized async video generation for the class demo. The user uploads performer photos for UX continuity, NOCTURNE matches the performer to a venue, and the backend submits/polls an OpenRouter video job conditioned on the matched venue photo only. Performer photos are not forwarded because Seedance/Veo/Sora reject real-person images via content moderation; the rendered DJ is a generic stand-in inside the matched room. Default model is bytedance/seedance-2.0 at 720p/10s, ~$1.51 per clip; observed wall-clock generation time is ~140s. The video is generated silent (generate_audio=false) because ByteDance's safety filter rejected jobs with audio enabled; the Lyria 3/fallback clip is synced in the browser and, when ffmpeg is configured, muxed into the final MP4 for the demo soundtrack.</w:t>
             </w:r>
           </w:p>
         </w:tc>
@@ -3543,7 +3537,7 @@
             <w:r>
               <w:t>AI Feature Priority Order</w:t>
               <w:br/>
-              <w:t>1. Personalized OpenRouter video demo - highest-impact class demo: upload performer photos, match to venue, generate performance preview</w:t>
+              <w:t>1. Personalized OpenRouter video demo - highest-impact class demo: upload performer photos for UX continuity, match to a venue, generate a venue-conditioned performance preview with a generic DJ stand-in</w:t>
               <w:br/>
               <w:t>2. Lyria 3 music previews - live in v1, generated per matched venue</w:t>
               <w:br/>

--- a/SPEC.docx
+++ b/SPEC.docx
@@ -3079,7 +3079,7 @@
     </w:p>
     <w:p>
       <w:r>
-        <w:t>For the class demo, NOCTURNE includes a personalized end-to-end AI flow on /personal-demo.html. The presenter uploads performer photos, describes his DJ style, and optionally uploads a short audio clip of one of his tracks. The frontend trims the clip to 30 seconds of mono 16 kHz WAV; an audio-input LLM (default google/gemini-2.5-flash via OpenRouter) listens to it and returns a structured style read (genre, BPM, energy, mood, venue signals). That read is concatenated with the typed style and fed to the LLM venue matcher, which returns ranked venues with reasoning. The presenter then triggers a Lyria 3 music clip and a Seedance 2.0 reference video for the chosen venue; the music prompt carries forward the structured audio analysis so the generated clip reflects the uploaded track's tempo, groove, energy, mood, and production cues while adapting them to the matched venue. Once both assets are ready, the app can mux the soundtrack into the MP4 via ffmpeg, falling back to browser-synced playback when ffmpeg is unavailable. The video call passes the venue's photograph as the input_reference (anchoring the model on the actual room). Performer photos are uploaded for UX continuity but are NOT currently forwarded to Seedance: hosted video-gen models (Seedance 2.0, Veo 3.1, Sora 2) reject input images of real people via content moderation ("InputImageSensitiveContentDetected.PrivacyInformation"), so the rendered clip places a generic stand-in DJ inside the matched venue. The personalized-identity beat is documented as a known limitation in §9.6. ElevenLabs voice remains a roadmap integration unless explicitly wired later.</w:t>
+        <w:t>For the class demo, NOCTURNE includes a personalized end-to-end AI flow on /personal-demo.html. The presenter uploads performer photos, describes his DJ style, and optionally uploads a short audio clip of one of his tracks. The frontend trims the clip to 30 seconds of mono 16 kHz WAV; an audio-input LLM (default google/gemini-2.5-flash via OpenRouter) listens to it and returns a structured style read (genre, BPM, energy, mood, venue signals). The uploaded photos are sent in parallel to a vision LLM (default google/gemini-2.5-flash) for a structured wardrobe read; the analyzer falls back to JSON-structural repair and regex extraction when the model returns malformed JSON, so a partial wardrobe still renders instead of "Photo analysis failed." Both reads are concatenated with the typed style and fed to the LLM venue matcher, which returns ranked venues with reasoning. The presenter then triggers a Lyria 3 song and a Seedance 2.0 reference video for the chosen venue. The music prompt carries forward the structured audio analysis so the generated clip reflects the uploaded track's tempo, groove, energy, mood, and production cues while adapting them to the matched venue, and it explicitly mirrors the source's vocal vs instrumental nature: when the upload contains vocals the new clip MUST add club-style vocal hooks/chants/ad-libs; when the upload is purely instrumental the new clip stays instrumental. Either way the prompt forbids copying specific melodies, lyrics, samples, or any singer's voice. The Lyria prompt is rendered into the music panel inside a collapsible &lt;details&gt; toggle so the long block stays hidden by default. Once both assets are ready, the app can mux the soundtrack into the MP4 via ffmpeg, falling back to browser-synced playback when ffmpeg is unavailable. The video call passes the venue's photograph as the input_reference (anchoring the model on the actual room). Performer photos are uploaded for UX continuity but are NOT currently forwarded to Seedance: hosted video-gen models (Seedance 2.0, Veo 3.1, Sora 2) reject input images of real people via content moderation ("InputImageSensitiveContentDetected.PrivacyInformation"), so the rendered clip places a generic stand-in DJ inside the matched venue. The personalized-identity beat is documented as a known limitation in §9.6. ElevenLabs voice remains a roadmap integration unless explicitly wired later.</w:t>
       </w:r>
     </w:p>
     <w:p>
@@ -3087,7 +3087,7 @@
         <w:spacing w:before="40" w:after="80"/>
       </w:pPr>
       <w:r>
-        <w:t>OpenRouter is live in v1, powering vibe matching, content generation, and Lyria 3 music previews (30-second instrumental clips tailored to the matched venue). The personalized video preview for the class demo also uses OpenRouter through an async video job. ElevenLabs voice remains scoped for v2/v3 roadmap work and is not presented as a production-live integration.</w:t>
+        <w:t>OpenRouter is live in v1, powering vibe matching, content generation, and Lyria 3 music previews (default google/lyria-3-pro-preview — a full-length, vocal-capable song tailored to the matched venue; the lighter google/lyria-3-clip-preview ∼30 s loop variant is still selectable via OPENROUTER_MUSIC_MODEL). The personalized video preview for the class demo also uses OpenRouter through an async video job. ElevenLabs voice remains scoped for v2/v3 roadmap work and is not presented as a production-live integration.</w:t>
       </w:r>
     </w:p>
     <w:tbl>
@@ -3240,7 +3240,7 @@
           </w:tcPr>
           <w:p>
             <w:r>
-              <w:t>30-second instrumental music clip tailored to the matched venue + performer style. When an uploaded track is available, the prompt uses the structured audio analysis as the musical fingerprint (tempo, groove, energy, mood, production notes, venue signals) while asking for a new instrumental rather than a copy. Routed through OpenRouter using the same single key as the LLM and video calls. Active model is google/lyria-3-clip-preview. The model is currently in preview and OpenRouter has been billing $0 per call as of 2026-04-29; published pricing is roughly $0.04 per 30-second clip when generally available.</w:t>
+              <w:t>Venue-tailored music clip generated per matched venue. When an uploaded track is available, the prompt uses the structured audio analysis as the musical fingerprint (tempo, groove, energy, mood, production notes, venue signals) and tells Lyria to mirror the source's vocal vs instrumental nature — vocal hooks/chants/ad-libs when the source has vocals, instrumental otherwise — without copying melodies, lyrics, samples, or any singer's voice. Routed through OpenRouter using the same single key as the LLM and video calls. Active model defaults to google/lyria-3-pro-preview (full-length song, vocal-capable, ∼$0.08 per generation as of 2026-05-07); the older google/lyria-3-clip-preview (∼30 s loop) remains selectable via OPENROUTER_MUSIC_MODEL and is still preview-priced at $0/call (published ∼$0.04 per clip when GA). Streaming + modalities:["text","audio"] required to receive audio (Lyria otherwise returns a text caption only).</w:t>
             </w:r>
           </w:p>
         </w:tc>
